--- a/docs/OGP_FYP_Report.docx
+++ b/docs/OGP_FYP_Report.docx
@@ -2384,7 +2384,13 @@
         <w:t xml:space="preserve"> </w:t>
       </w:r>
       <w:r>
-        <w:t xml:space="preserve">battle-royale statistics entry, a registered-participants view, and a player statistics report.</w:t>
+        <w:t xml:space="preserve">battle-royale statistics entry, a bracket view of the full knockout tree, a registered-participants</w:t>
+      </w:r>
+      <w:r>
+        <w:t xml:space="preserve"> </w:t>
+      </w:r>
+      <w:r>
+        <w:t xml:space="preserve">view, and a player statistics report.</w:t>
       </w:r>
     </w:p>
     <w:bookmarkEnd w:id="24"/>
@@ -11019,6 +11025,41 @@
               <w:pStyle w:val="Compact"/>
             </w:pPr>
             <w:r>
+              <w:t xml:space="preserve">AD-F-6.0</w:t>
+            </w:r>
+          </w:p>
+        </w:tc>
+        <w:tc>
+          <w:tcPr/>
+          <w:p>
+            <w:pPr>
+              <w:pStyle w:val="Compact"/>
+            </w:pPr>
+            <w:r>
+              <w:t xml:space="preserve">The dashboard shall provide a Bracket view where the organiser selects one of their tournaments and sees the full knockout bracket (single-elimination) or lobby layout (battle-royale), with winners highlighted as results are entered.</w:t>
+            </w:r>
+          </w:p>
+        </w:tc>
+        <w:tc>
+          <w:tcPr/>
+          <w:p>
+            <w:pPr>
+              <w:pStyle w:val="Compact"/>
+            </w:pPr>
+            <w:r>
+              <w:t xml:space="preserve">Functional</w:t>
+            </w:r>
+          </w:p>
+        </w:tc>
+      </w:tr>
+      <w:tr>
+        <w:tc>
+          <w:tcPr/>
+          <w:p>
+            <w:pPr>
+              <w:pStyle w:val="Compact"/>
+            </w:pPr>
+            <w:r>
               <w:t xml:space="preserve">AD-NF-1.1</w:t>
             </w:r>
           </w:p>
@@ -11065,7 +11106,7 @@
               <w:pStyle w:val="Compact"/>
             </w:pPr>
             <w:r>
-              <w:t xml:space="preserve">Tabs shall be clearly labelled (My tournaments, Create, Active matches, Verify results, Stats).</w:t>
+              <w:t xml:space="preserve">Tabs shall be clearly labelled (My tournaments, Create, Active matches, Bracket, Verify results, Stats).</w:t>
             </w:r>
           </w:p>
         </w:tc>
@@ -11384,6 +11425,52 @@
           </w:p>
         </w:tc>
       </w:tr>
+      <w:tr>
+        <w:tc>
+          <w:tcPr/>
+          <w:p>
+            <w:pPr>
+              <w:pStyle w:val="Compact"/>
+            </w:pPr>
+            <w:r>
+              <w:t xml:space="preserve">T-AD-06</w:t>
+            </w:r>
+          </w:p>
+        </w:tc>
+        <w:tc>
+          <w:tcPr/>
+          <w:p>
+            <w:pPr>
+              <w:pStyle w:val="Compact"/>
+            </w:pPr>
+            <w:r>
+              <w:t xml:space="preserve">View bracket for a started tournament</w:t>
+            </w:r>
+          </w:p>
+        </w:tc>
+        <w:tc>
+          <w:tcPr/>
+          <w:p>
+            <w:pPr>
+              <w:pStyle w:val="Compact"/>
+            </w:pPr>
+            <w:r>
+              <w:t xml:space="preserve">Full bracket tree / lobbies rendered, winners highlighted</w:t>
+            </w:r>
+          </w:p>
+        </w:tc>
+        <w:tc>
+          <w:tcPr/>
+          <w:p>
+            <w:pPr>
+              <w:pStyle w:val="Compact"/>
+            </w:pPr>
+            <w:r>
+              <w:t xml:space="preserve">PASS</w:t>
+            </w:r>
+          </w:p>
+        </w:tc>
+      </w:tr>
     </w:tbl>
     <w:p>
       <w:pPr>
@@ -11409,6 +11496,12 @@
       </w:r>
       <w:r>
         <w:t xml:space="preserve">[SCREENSHOT: active matches tab with stream panels]</w:t>
+      </w:r>
+      <w:r>
+        <w:t xml:space="preserve"> </w:t>
+      </w:r>
+      <w:r>
+        <w:t xml:space="preserve">[SCREENSHOT: Bracket tab showing the full knockout tree for a started tournament]</w:t>
       </w:r>
       <w:r>
         <w:t xml:space="preserve"> </w:t>
